--- a/Weekly Logs/Matt/Matt Baker - Week 11 Individual Logbook.docx
+++ b/Weekly Logs/Matt/Matt Baker - Week 11 Individual Logbook.docx
@@ -2605,6 +2605,9 @@
       <w:r>
         <w:t>11:30 –</w:t>
       </w:r>
+      <w:r>
+        <w:t xml:space="preserve"> 12 (30min)</w:t>
+      </w:r>
     </w:p>
     <w:p>
       <w:r>
@@ -2676,6 +2679,9 @@
       <w:r>
         <w:t>, discussed some project etiquette, his experiences with AUT capstone projects,</w:t>
       </w:r>
+      <w:r>
+        <w:t xml:space="preserve"> I sent him some nmap scan examples but we never looked through them. Suggestions of 3 metrics, performance (nvtop, top) as a metric.</w:t>
+      </w:r>
     </w:p>
     <w:p>
       <w:pPr>
@@ -2737,6 +2743,9 @@
       </w:r>
       <w:r>
         <w:t>PM</w:t>
+      </w:r>
+      <w:r>
+        <w:t xml:space="preserve"> (3 hours)</w:t>
       </w:r>
     </w:p>
     <w:p>
@@ -2817,19 +2826,12 @@
         <w:t>But unfortunately without complex parsing code it would not work with the xml format Nmap scans exist in. This code expects CSV files with comma separated values of course.</w:t>
       </w:r>
     </w:p>
-    <w:p/>
-    <w:p/>
-    <w:p/>
-    <w:p/>
-    <w:p/>
-    <w:p/>
-    <w:p/>
-    <w:p/>
     <w:p>
       <w:pPr>
         <w:ind w:left="0" w:firstLine="0"/>
       </w:pPr>
       <w:r>
+        <w:lastRenderedPageBreak/>
         <w:t xml:space="preserve"> </w:t>
       </w:r>
       <w:r>
@@ -2888,7 +2890,6 @@
         <w:rPr>
           <w:noProof/>
         </w:rPr>
-        <w:lastRenderedPageBreak/>
         <w:drawing>
           <wp:inline distT="0" distB="0" distL="0" distR="0" wp14:anchorId="6E5D410D" wp14:editId="1544F24C">
             <wp:extent cx="4089303" cy="4554747"/>
@@ -2927,8 +2928,449 @@
       </w:r>
     </w:p>
     <w:p>
-      <w:r>
-        <w:t xml:space="preserve">Tuesday, </w:t>
+      <w:bookmarkStart w:id="8" w:name="_Toc240451471"/>
+    </w:p>
+    <w:p>
+      <w:r>
+        <w:lastRenderedPageBreak/>
+        <w:t>Tuesday, September 22</w:t>
+      </w:r>
+    </w:p>
+    <w:p>
+      <w:r>
+        <w:t>7:00</w:t>
+      </w:r>
+      <w:r>
+        <w:t xml:space="preserve"> – 8:</w:t>
+      </w:r>
+      <w:r>
+        <w:t>45</w:t>
+      </w:r>
+      <w:r>
+        <w:t xml:space="preserve"> (1hr </w:t>
+      </w:r>
+      <w:r>
+        <w:t>45</w:t>
+      </w:r>
+      <w:r>
+        <w:t>mins)</w:t>
+      </w:r>
+    </w:p>
+    <w:p>
+      <w:r>
+        <w:t>Doing some testing of performance recording</w:t>
+      </w:r>
+      <w:r>
+        <w:t xml:space="preserve"> for 3 different case files.</w:t>
+      </w:r>
+    </w:p>
+    <w:p>
+      <w:r>
+        <w:t>Installed and tested htop, tested nvtop</w:t>
+      </w:r>
+      <w:r>
+        <w:t>, familiarised myself with the commands/options, searching for, killing processes via this gui, filtering results.</w:t>
+      </w:r>
+    </w:p>
+    <w:p>
+      <w:r>
+        <w:t xml:space="preserve">Running a Ninemost (Foremost AI) process on FIVE.dd (1) inspecting the VRAM load on both GPUs with nvtop (2),(3). Inspecting the regular RAM (5) usage and CPU thread load (4) </w:t>
+      </w:r>
+    </w:p>
+    <w:p>
+      <w:r>
+        <w:rPr>
+          <w:noProof/>
+        </w:rPr>
+        <w:drawing>
+          <wp:inline distT="0" distB="0" distL="0" distR="0" wp14:anchorId="30A894E5" wp14:editId="7285B4C6">
+            <wp:extent cx="6360260" cy="1958196"/>
+            <wp:effectExtent l="0" t="0" r="2540" b="4445"/>
+            <wp:docPr id="2039175382" name="Picture 1"/>
+            <wp:cNvGraphicFramePr>
+              <a:graphicFrameLocks xmlns:a="http://schemas.openxmlformats.org/drawingml/2006/main" noChangeAspect="1"/>
+            </wp:cNvGraphicFramePr>
+            <a:graphic xmlns:a="http://schemas.openxmlformats.org/drawingml/2006/main">
+              <a:graphicData uri="http://schemas.openxmlformats.org/drawingml/2006/picture">
+                <pic:pic xmlns:pic="http://schemas.openxmlformats.org/drawingml/2006/picture">
+                  <pic:nvPicPr>
+                    <pic:cNvPr id="2039175382" name=""/>
+                    <pic:cNvPicPr/>
+                  </pic:nvPicPr>
+                  <pic:blipFill>
+                    <a:blip r:embed="rId12"/>
+                    <a:stretch>
+                      <a:fillRect/>
+                    </a:stretch>
+                  </pic:blipFill>
+                  <pic:spPr>
+                    <a:xfrm>
+                      <a:off x="0" y="0"/>
+                      <a:ext cx="6369626" cy="1961080"/>
+                    </a:xfrm>
+                    <a:prstGeom prst="rect">
+                      <a:avLst/>
+                    </a:prstGeom>
+                  </pic:spPr>
+                </pic:pic>
+              </a:graphicData>
+            </a:graphic>
+          </wp:inline>
+        </w:drawing>
+      </w:r>
+    </w:p>
+    <w:p>
+      <w:r>
+        <w:t>Run (1), search for (2) and find (3) my own silentcartographer script</w:t>
+      </w:r>
+      <w:r>
+        <w:t xml:space="preserve"> with htop</w:t>
+      </w:r>
+    </w:p>
+    <w:p>
+      <w:r>
+        <w:rPr>
+          <w:noProof/>
+        </w:rPr>
+        <w:drawing>
+          <wp:inline distT="0" distB="0" distL="0" distR="0" wp14:anchorId="6B7BDD5D" wp14:editId="5B9FEC37">
+            <wp:extent cx="5729605" cy="2195195"/>
+            <wp:effectExtent l="0" t="0" r="4445" b="0"/>
+            <wp:docPr id="1492251280" name="Picture 1"/>
+            <wp:cNvGraphicFramePr>
+              <a:graphicFrameLocks xmlns:a="http://schemas.openxmlformats.org/drawingml/2006/main" noChangeAspect="1"/>
+            </wp:cNvGraphicFramePr>
+            <a:graphic xmlns:a="http://schemas.openxmlformats.org/drawingml/2006/main">
+              <a:graphicData uri="http://schemas.openxmlformats.org/drawingml/2006/picture">
+                <pic:pic xmlns:pic="http://schemas.openxmlformats.org/drawingml/2006/picture">
+                  <pic:nvPicPr>
+                    <pic:cNvPr id="1492251280" name=""/>
+                    <pic:cNvPicPr/>
+                  </pic:nvPicPr>
+                  <pic:blipFill>
+                    <a:blip r:embed="rId13"/>
+                    <a:stretch>
+                      <a:fillRect/>
+                    </a:stretch>
+                  </pic:blipFill>
+                  <pic:spPr>
+                    <a:xfrm>
+                      <a:off x="0" y="0"/>
+                      <a:ext cx="5729605" cy="2195195"/>
+                    </a:xfrm>
+                    <a:prstGeom prst="rect">
+                      <a:avLst/>
+                    </a:prstGeom>
+                  </pic:spPr>
+                </pic:pic>
+              </a:graphicData>
+            </a:graphic>
+          </wp:inline>
+        </w:drawing>
+      </w:r>
+    </w:p>
+    <w:p>
+      <w:r>
+        <w:t>Test loads on SilentCartographerV1 script (1), inspect VRAM loads (2) sort by cpu usage and notice 99% cpu usage on ollama instance.</w:t>
+      </w:r>
+    </w:p>
+    <w:p>
+      <w:r>
+        <w:rPr>
+          <w:noProof/>
+        </w:rPr>
+        <w:drawing>
+          <wp:inline distT="0" distB="0" distL="0" distR="0" wp14:anchorId="00737942" wp14:editId="754A424D">
+            <wp:extent cx="6231866" cy="1651379"/>
+            <wp:effectExtent l="0" t="0" r="0" b="6350"/>
+            <wp:docPr id="1838889671" name="Picture 1"/>
+            <wp:cNvGraphicFramePr>
+              <a:graphicFrameLocks xmlns:a="http://schemas.openxmlformats.org/drawingml/2006/main" noChangeAspect="1"/>
+            </wp:cNvGraphicFramePr>
+            <a:graphic xmlns:a="http://schemas.openxmlformats.org/drawingml/2006/main">
+              <a:graphicData uri="http://schemas.openxmlformats.org/drawingml/2006/picture">
+                <pic:pic xmlns:pic="http://schemas.openxmlformats.org/drawingml/2006/picture">
+                  <pic:nvPicPr>
+                    <pic:cNvPr id="1838889671" name=""/>
+                    <pic:cNvPicPr/>
+                  </pic:nvPicPr>
+                  <pic:blipFill>
+                    <a:blip r:embed="rId14"/>
+                    <a:stretch>
+                      <a:fillRect/>
+                    </a:stretch>
+                  </pic:blipFill>
+                  <pic:spPr>
+                    <a:xfrm>
+                      <a:off x="0" y="0"/>
+                      <a:ext cx="6245549" cy="1655005"/>
+                    </a:xfrm>
+                    <a:prstGeom prst="rect">
+                      <a:avLst/>
+                    </a:prstGeom>
+                  </pic:spPr>
+                </pic:pic>
+              </a:graphicData>
+            </a:graphic>
+          </wp:inline>
+        </w:drawing>
+      </w:r>
+    </w:p>
+    <w:p>
+      <w:pPr>
+        <w:ind w:left="0" w:firstLine="0"/>
+      </w:pPr>
+      <w:r>
+        <w:lastRenderedPageBreak/>
+        <w:t>Wednesday, September 23</w:t>
+      </w:r>
+    </w:p>
+    <w:p>
+      <w:pPr>
+        <w:ind w:left="0" w:firstLine="0"/>
+      </w:pPr>
+      <w:r>
+        <w:t xml:space="preserve">11:00 – </w:t>
+      </w:r>
+      <w:r>
+        <w:t>12:15 (1hr 15 mins)</w:t>
+      </w:r>
+    </w:p>
+    <w:p>
+      <w:pPr>
+        <w:ind w:left="0" w:firstLine="0"/>
+      </w:pPr>
+      <w:r>
+        <w:t>Wanting to develop</w:t>
+      </w:r>
+      <w:r>
+        <w:t xml:space="preserve"> a solution to automate an AI augmented Wireshark packet capture analysis. </w:t>
+      </w:r>
+    </w:p>
+    <w:p>
+      <w:pPr>
+        <w:ind w:left="0" w:firstLine="0"/>
+      </w:pPr>
+      <w:r>
+        <w:t>First began with converting Pcaps through Wireshark</w:t>
+      </w:r>
+      <w:r>
+        <w:t xml:space="preserve"> into CSV format to possibly create a RAG solution to observe, analyse, and create reports on packet captures with LLM augmentation. Also into JSON files</w:t>
+      </w:r>
+      <w:r>
+        <w:t>. I also want to inspect these to see if they maintain</w:t>
+      </w:r>
+      <w:r>
+        <w:t xml:space="preserve"> their information within.</w:t>
+      </w:r>
+    </w:p>
+    <w:p>
+      <w:r>
+        <w:drawing>
+          <wp:inline distT="0" distB="0" distL="0" distR="0" wp14:anchorId="163071CD" wp14:editId="28653850">
+            <wp:extent cx="5729605" cy="2495550"/>
+            <wp:effectExtent l="0" t="0" r="4445" b="0"/>
+            <wp:docPr id="2054958181" name="Picture 1"/>
+            <wp:cNvGraphicFramePr>
+              <a:graphicFrameLocks xmlns:a="http://schemas.openxmlformats.org/drawingml/2006/main" noChangeAspect="1"/>
+            </wp:cNvGraphicFramePr>
+            <a:graphic xmlns:a="http://schemas.openxmlformats.org/drawingml/2006/main">
+              <a:graphicData uri="http://schemas.openxmlformats.org/drawingml/2006/picture">
+                <pic:pic xmlns:pic="http://schemas.openxmlformats.org/drawingml/2006/picture">
+                  <pic:nvPicPr>
+                    <pic:cNvPr id="2054958181" name=""/>
+                    <pic:cNvPicPr/>
+                  </pic:nvPicPr>
+                  <pic:blipFill>
+                    <a:blip r:embed="rId15"/>
+                    <a:stretch>
+                      <a:fillRect/>
+                    </a:stretch>
+                  </pic:blipFill>
+                  <pic:spPr>
+                    <a:xfrm>
+                      <a:off x="0" y="0"/>
+                      <a:ext cx="5729605" cy="2495550"/>
+                    </a:xfrm>
+                    <a:prstGeom prst="rect">
+                      <a:avLst/>
+                    </a:prstGeom>
+                  </pic:spPr>
+                </pic:pic>
+              </a:graphicData>
+            </a:graphic>
+          </wp:inline>
+        </w:drawing>
+      </w:r>
+    </w:p>
+    <w:p>
+      <w:r>
+        <w:t>It maintains the surface level data in CSV format, with columns that can suppliment important superficial analysis through RAG but any deep packet analysis information such as that garnered from following a TCP stream is not present.</w:t>
+      </w:r>
+    </w:p>
+    <w:p>
+      <w:r>
+        <w:drawing>
+          <wp:inline distT="0" distB="0" distL="0" distR="0" wp14:anchorId="7BB850C5" wp14:editId="3F9472F6">
+            <wp:extent cx="5729605" cy="3218180"/>
+            <wp:effectExtent l="0" t="0" r="4445" b="1270"/>
+            <wp:docPr id="820051753" name="Picture 1"/>
+            <wp:cNvGraphicFramePr>
+              <a:graphicFrameLocks xmlns:a="http://schemas.openxmlformats.org/drawingml/2006/main" noChangeAspect="1"/>
+            </wp:cNvGraphicFramePr>
+            <a:graphic xmlns:a="http://schemas.openxmlformats.org/drawingml/2006/main">
+              <a:graphicData uri="http://schemas.openxmlformats.org/drawingml/2006/picture">
+                <pic:pic xmlns:pic="http://schemas.openxmlformats.org/drawingml/2006/picture">
+                  <pic:nvPicPr>
+                    <pic:cNvPr id="820051753" name=""/>
+                    <pic:cNvPicPr/>
+                  </pic:nvPicPr>
+                  <pic:blipFill>
+                    <a:blip r:embed="rId16"/>
+                    <a:stretch>
+                      <a:fillRect/>
+                    </a:stretch>
+                  </pic:blipFill>
+                  <pic:spPr>
+                    <a:xfrm>
+                      <a:off x="0" y="0"/>
+                      <a:ext cx="5729605" cy="3218180"/>
+                    </a:xfrm>
+                    <a:prstGeom prst="rect">
+                      <a:avLst/>
+                    </a:prstGeom>
+                  </pic:spPr>
+                </pic:pic>
+              </a:graphicData>
+            </a:graphic>
+          </wp:inline>
+        </w:drawing>
+      </w:r>
+    </w:p>
+    <w:p/>
+    <w:p/>
+    <w:p>
+      <w:r>
+        <w:lastRenderedPageBreak/>
+        <w:t>The JSON format however, though extremely long (86,408 lines)</w:t>
+      </w:r>
+      <w:r>
+        <w:t xml:space="preserve"> contains specific SMTP packets, the sender email (1), and specific content from within the email (2) (3)</w:t>
+      </w:r>
+      <w:r>
+        <w:t>. If I could somehow find a way for Ollama to consume a JSON like this efficiently, it would give an LLM an excellent shot at a comprehensive analysis.</w:t>
+      </w:r>
+    </w:p>
+    <w:p>
+      <w:r>
+        <w:drawing>
+          <wp:inline distT="0" distB="0" distL="0" distR="0" wp14:anchorId="7E5B7237" wp14:editId="056A1BA5">
+            <wp:extent cx="5729605" cy="4107815"/>
+            <wp:effectExtent l="0" t="0" r="4445" b="6985"/>
+            <wp:docPr id="1203898242" name="Picture 1"/>
+            <wp:cNvGraphicFramePr>
+              <a:graphicFrameLocks xmlns:a="http://schemas.openxmlformats.org/drawingml/2006/main" noChangeAspect="1"/>
+            </wp:cNvGraphicFramePr>
+            <a:graphic xmlns:a="http://schemas.openxmlformats.org/drawingml/2006/main">
+              <a:graphicData uri="http://schemas.openxmlformats.org/drawingml/2006/picture">
+                <pic:pic xmlns:pic="http://schemas.openxmlformats.org/drawingml/2006/picture">
+                  <pic:nvPicPr>
+                    <pic:cNvPr id="1203898242" name=""/>
+                    <pic:cNvPicPr/>
+                  </pic:nvPicPr>
+                  <pic:blipFill>
+                    <a:blip r:embed="rId17"/>
+                    <a:stretch>
+                      <a:fillRect/>
+                    </a:stretch>
+                  </pic:blipFill>
+                  <pic:spPr>
+                    <a:xfrm>
+                      <a:off x="0" y="0"/>
+                      <a:ext cx="5729605" cy="4107815"/>
+                    </a:xfrm>
+                    <a:prstGeom prst="rect">
+                      <a:avLst/>
+                    </a:prstGeom>
+                  </pic:spPr>
+                </pic:pic>
+              </a:graphicData>
+            </a:graphic>
+          </wp:inline>
+        </w:drawing>
+      </w:r>
+    </w:p>
+    <w:p>
+      <w:r>
+        <w:t>The differences in file size indicate the complexity of approach</w:t>
+      </w:r>
+      <w:r>
+        <w:t>.</w:t>
+      </w:r>
+    </w:p>
+    <w:p>
+      <w:r>
+        <w:t>PCAP = 328 KB</w:t>
+      </w:r>
+    </w:p>
+    <w:p>
+      <w:r>
+        <w:t>CSV = 66KB</w:t>
+      </w:r>
+    </w:p>
+    <w:p>
+      <w:r>
+        <w:t>JSON = 4876 KB</w:t>
+      </w:r>
+    </w:p>
+    <w:p>
+      <w:r>
+        <w:t>This single example of an SMTP packet in JSON format takes 942 tokens.</w:t>
+      </w:r>
+    </w:p>
+    <w:p>
+      <w:r>
+        <w:drawing>
+          <wp:inline distT="0" distB="0" distL="0" distR="0" wp14:anchorId="572D9358" wp14:editId="696C1702">
+            <wp:extent cx="2341973" cy="2199736"/>
+            <wp:effectExtent l="0" t="0" r="1270" b="0"/>
+            <wp:docPr id="851897546" name="Picture 1"/>
+            <wp:cNvGraphicFramePr>
+              <a:graphicFrameLocks xmlns:a="http://schemas.openxmlformats.org/drawingml/2006/main" noChangeAspect="1"/>
+            </wp:cNvGraphicFramePr>
+            <a:graphic xmlns:a="http://schemas.openxmlformats.org/drawingml/2006/main">
+              <a:graphicData uri="http://schemas.openxmlformats.org/drawingml/2006/picture">
+                <pic:pic xmlns:pic="http://schemas.openxmlformats.org/drawingml/2006/picture">
+                  <pic:nvPicPr>
+                    <pic:cNvPr id="851897546" name=""/>
+                    <pic:cNvPicPr/>
+                  </pic:nvPicPr>
+                  <pic:blipFill>
+                    <a:blip r:embed="rId18"/>
+                    <a:stretch>
+                      <a:fillRect/>
+                    </a:stretch>
+                  </pic:blipFill>
+                  <pic:spPr>
+                    <a:xfrm>
+                      <a:off x="0" y="0"/>
+                      <a:ext cx="2352429" cy="2209557"/>
+                    </a:xfrm>
+                    <a:prstGeom prst="rect">
+                      <a:avLst/>
+                    </a:prstGeom>
+                  </pic:spPr>
+                </pic:pic>
+              </a:graphicData>
+            </a:graphic>
+          </wp:inline>
+        </w:drawing>
+      </w:r>
+    </w:p>
+    <w:p>
+      <w:r>
+        <w:lastRenderedPageBreak/>
+        <w:t>So it might be worth designing an initial solution that employs CSV files as a proof of concept.</w:t>
       </w:r>
     </w:p>
     <w:p/>
@@ -2944,23 +3386,63 @@
     <w:p/>
     <w:p/>
     <w:p/>
+    <w:p/>
+    <w:p/>
+    <w:p/>
+    <w:p/>
+    <w:p/>
+    <w:p/>
+    <w:p/>
+    <w:p/>
+    <w:p/>
+    <w:p/>
+    <w:p/>
+    <w:p/>
+    <w:p/>
+    <w:p/>
+    <w:p/>
+    <w:p/>
     <w:p>
       <w:pPr>
         <w:pStyle w:val="Heading2"/>
       </w:pPr>
-      <w:bookmarkStart w:id="8" w:name="_Toc240451471"/>
       <w:r>
         <w:lastRenderedPageBreak/>
         <w:t>Development</w:t>
       </w:r>
       <w:bookmarkEnd w:id="8"/>
     </w:p>
+    <w:p>
+      <w:r>
+        <w:t>Wednesday, September 23</w:t>
+      </w:r>
+    </w:p>
+    <w:p>
+      <w:r>
+        <w:t>12:15PM</w:t>
+      </w:r>
+    </w:p>
+    <w:p>
+      <w:r>
+        <w:t xml:space="preserve">Officially created reports using </w:t>
+      </w:r>
+      <w:r>
+        <w:rPr>
+          <w:b/>
+          <w:bCs/>
+        </w:rPr>
+        <w:t>Ninemost.py</w:t>
+      </w:r>
+      <w:r>
+        <w:t xml:space="preserve"> for our 3 .dd files.</w:t>
+      </w:r>
+    </w:p>
     <w:p/>
     <w:sectPr>
-      <w:headerReference w:type="default" r:id="rId12"/>
-      <w:footerReference w:type="even" r:id="rId13"/>
-      <w:footerReference w:type="default" r:id="rId14"/>
-      <w:footerReference w:type="first" r:id="rId15"/>
+      <w:headerReference w:type="default" r:id="rId19"/>
+      <w:footerReference w:type="even" r:id="rId20"/>
+      <w:footerReference w:type="default" r:id="rId21"/>
+      <w:footerReference w:type="first" r:id="rId22"/>
       <w:pgSz w:w="11906" w:h="16838"/>
       <w:pgMar w:top="1483" w:right="1448" w:bottom="1544" w:left="1435" w:header="720" w:footer="730" w:gutter="0"/>
       <w:pgNumType w:start="0"/>
@@ -3955,6 +4437,7 @@
   <w:style w:type="character" w:default="1" w:styleId="DefaultParagraphFont">
     <w:name w:val="Default Paragraph Font"/>
     <w:uiPriority w:val="1"/>
+    <w:semiHidden/>
     <w:unhideWhenUsed/>
   </w:style>
   <w:style w:type="table" w:default="1" w:styleId="TableNormal">

--- a/Weekly Logs/Matt/Matt Baker - Week 11 Individual Logbook.docx
+++ b/Weekly Logs/Matt/Matt Baker - Week 11 Individual Logbook.docx
@@ -3421,10 +3421,16 @@
       <w:r>
         <w:t>12:15PM</w:t>
       </w:r>
-    </w:p>
-    <w:p>
-      <w:r>
-        <w:t xml:space="preserve">Officially created reports using </w:t>
+      <w:r>
+        <w:t xml:space="preserve"> – 3:00PM</w:t>
+      </w:r>
+    </w:p>
+    <w:p>
+      <w:r>
+        <w:t>Set out to o</w:t>
+      </w:r>
+      <w:r>
+        <w:t xml:space="preserve">fficially create reports using </w:t>
       </w:r>
       <w:r>
         <w:rPr>
@@ -3437,12 +3443,552 @@
         <w:t xml:space="preserve"> for our 3 .dd files.</w:t>
       </w:r>
     </w:p>
+    <w:p>
+      <w:r>
+        <w:t>I had to update my Ninemost script to calculate token count like my SilentCartographerV1 script. Dave had done this already, but h</w:t>
+      </w:r>
+      <w:r>
+        <w:t xml:space="preserve">e had done this with AI, so I chose to update </w:t>
+      </w:r>
+      <w:r>
+        <w:t>N</w:t>
+      </w:r>
+      <w:r>
+        <w:t>inemost myself. I also homogenised the two script’s formatting.</w:t>
+      </w:r>
+    </w:p>
+    <w:p>
+      <w:r>
+        <w:t xml:space="preserve">Took awhile fixing </w:t>
+      </w:r>
+      <w:r>
+        <w:t xml:space="preserve">syntax </w:t>
+      </w:r>
+      <w:r>
+        <w:t>issue</w:t>
+      </w:r>
+      <w:r>
+        <w:t>s like</w:t>
+      </w:r>
+      <w:r>
+        <w:t xml:space="preserve"> where I went -verbose instead of </w:t>
+      </w:r>
+      <w:r>
+        <w:t>–</w:t>
+      </w:r>
+      <w:r>
+        <w:t>verbose</w:t>
+      </w:r>
+      <w:r>
+        <w:t>, and “</w:t>
+      </w:r>
+      <w:r>
+        <w:t>T</w:t>
+      </w:r>
+      <w:r>
+        <w:t>ext” instead of “</w:t>
+      </w:r>
+      <w:r>
+        <w:t>t</w:t>
+      </w:r>
+      <w:r>
+        <w:t>ext”.</w:t>
+      </w:r>
+    </w:p>
+    <w:p>
+      <w:r>
+        <w:t>Then, I could conduct the report generation</w:t>
+      </w:r>
+      <w:r>
+        <w:t>, documentation, monitoring, and migrating files to the git</w:t>
+      </w:r>
+      <w:r>
+        <w:t>.</w:t>
+      </w:r>
+    </w:p>
+    <w:p>
+      <w:pPr>
+        <w:rPr>
+          <w:b/>
+          <w:bCs/>
+        </w:rPr>
+      </w:pPr>
+      <w:r>
+        <w:rPr>
+          <w:b/>
+          <w:bCs/>
+        </w:rPr>
+        <w:t>Eight.dd</w:t>
+      </w:r>
+    </w:p>
+    <w:p>
+      <w:r>
+        <w:t>For documentation purposes</w:t>
+      </w:r>
+      <w:r>
+        <w:t>, nvtop (1), active NinemostV1.py (2) and htop (3)</w:t>
+      </w:r>
+      <w:r>
+        <w:t>.</w:t>
+      </w:r>
+    </w:p>
+    <w:p>
+      <w:pPr>
+        <w:rPr>
+          <w:b/>
+          <w:bCs/>
+        </w:rPr>
+      </w:pPr>
+      <w:r>
+        <w:rPr>
+          <w:b/>
+          <w:bCs/>
+        </w:rPr>
+        <w:drawing>
+          <wp:inline distT="0" distB="0" distL="0" distR="0" wp14:anchorId="6988DEBE" wp14:editId="4F329460">
+            <wp:extent cx="5729605" cy="2072005"/>
+            <wp:effectExtent l="0" t="0" r="4445" b="4445"/>
+            <wp:docPr id="1519499156" name="Picture 1"/>
+            <wp:cNvGraphicFramePr>
+              <a:graphicFrameLocks xmlns:a="http://schemas.openxmlformats.org/drawingml/2006/main" noChangeAspect="1"/>
+            </wp:cNvGraphicFramePr>
+            <a:graphic xmlns:a="http://schemas.openxmlformats.org/drawingml/2006/main">
+              <a:graphicData uri="http://schemas.openxmlformats.org/drawingml/2006/picture">
+                <pic:pic xmlns:pic="http://schemas.openxmlformats.org/drawingml/2006/picture">
+                  <pic:nvPicPr>
+                    <pic:cNvPr id="1519499156" name=""/>
+                    <pic:cNvPicPr/>
+                  </pic:nvPicPr>
+                  <pic:blipFill>
+                    <a:blip r:embed="rId19"/>
+                    <a:stretch>
+                      <a:fillRect/>
+                    </a:stretch>
+                  </pic:blipFill>
+                  <pic:spPr>
+                    <a:xfrm>
+                      <a:off x="0" y="0"/>
+                      <a:ext cx="5729605" cy="2072005"/>
+                    </a:xfrm>
+                    <a:prstGeom prst="rect">
+                      <a:avLst/>
+                    </a:prstGeom>
+                  </pic:spPr>
+                </pic:pic>
+              </a:graphicData>
+            </a:graphic>
+          </wp:inline>
+        </w:drawing>
+      </w:r>
+    </w:p>
+    <w:p>
+      <w:r>
+        <w:t>Took 68.22 seconds, cost 3856 tokens</w:t>
+      </w:r>
+      <w:r>
+        <w:t>.</w:t>
+      </w:r>
+    </w:p>
+    <w:p>
+      <w:pPr>
+        <w:rPr>
+          <w:b/>
+          <w:bCs/>
+        </w:rPr>
+      </w:pPr>
+      <w:r>
+        <w:rPr>
+          <w:b/>
+          <w:bCs/>
+        </w:rPr>
+        <w:drawing>
+          <wp:inline distT="0" distB="0" distL="0" distR="0" wp14:anchorId="166A793A" wp14:editId="33B357C2">
+            <wp:extent cx="2863808" cy="2647666"/>
+            <wp:effectExtent l="0" t="0" r="0" b="635"/>
+            <wp:docPr id="1391154394" name="Picture 1"/>
+            <wp:cNvGraphicFramePr>
+              <a:graphicFrameLocks xmlns:a="http://schemas.openxmlformats.org/drawingml/2006/main" noChangeAspect="1"/>
+            </wp:cNvGraphicFramePr>
+            <a:graphic xmlns:a="http://schemas.openxmlformats.org/drawingml/2006/main">
+              <a:graphicData uri="http://schemas.openxmlformats.org/drawingml/2006/picture">
+                <pic:pic xmlns:pic="http://schemas.openxmlformats.org/drawingml/2006/picture">
+                  <pic:nvPicPr>
+                    <pic:cNvPr id="1391154394" name=""/>
+                    <pic:cNvPicPr/>
+                  </pic:nvPicPr>
+                  <pic:blipFill>
+                    <a:blip r:embed="rId20"/>
+                    <a:stretch>
+                      <a:fillRect/>
+                    </a:stretch>
+                  </pic:blipFill>
+                  <pic:spPr>
+                    <a:xfrm>
+                      <a:off x="0" y="0"/>
+                      <a:ext cx="2871142" cy="2654446"/>
+                    </a:xfrm>
+                    <a:prstGeom prst="rect">
+                      <a:avLst/>
+                    </a:prstGeom>
+                  </pic:spPr>
+                </pic:pic>
+              </a:graphicData>
+            </a:graphic>
+          </wp:inline>
+        </w:drawing>
+      </w:r>
+    </w:p>
+    <w:p>
+      <w:pPr>
+        <w:rPr>
+          <w:b/>
+          <w:bCs/>
+        </w:rPr>
+      </w:pPr>
+    </w:p>
+    <w:p>
+      <w:pPr>
+        <w:rPr>
+          <w:b/>
+          <w:bCs/>
+        </w:rPr>
+      </w:pPr>
+      <w:r>
+        <w:rPr>
+          <w:b/>
+          <w:bCs/>
+        </w:rPr>
+        <w:lastRenderedPageBreak/>
+        <w:t>Three.dd</w:t>
+      </w:r>
+    </w:p>
+    <w:p>
+      <w:r>
+        <w:t>For documentation purposes</w:t>
+      </w:r>
+      <w:r>
+        <w:t>, nvtop (1), active NinemostV1.py (2) and htop (3).</w:t>
+      </w:r>
+    </w:p>
+    <w:p>
+      <w:pPr>
+        <w:rPr>
+          <w:b/>
+          <w:bCs/>
+        </w:rPr>
+      </w:pPr>
+      <w:r>
+        <w:rPr>
+          <w:b/>
+          <w:bCs/>
+        </w:rPr>
+        <w:drawing>
+          <wp:inline distT="0" distB="0" distL="0" distR="0" wp14:anchorId="52FAB4B0" wp14:editId="69AC3FC3">
+            <wp:extent cx="5729605" cy="2066290"/>
+            <wp:effectExtent l="0" t="0" r="4445" b="0"/>
+            <wp:docPr id="1236893012" name="Picture 1"/>
+            <wp:cNvGraphicFramePr>
+              <a:graphicFrameLocks xmlns:a="http://schemas.openxmlformats.org/drawingml/2006/main" noChangeAspect="1"/>
+            </wp:cNvGraphicFramePr>
+            <a:graphic xmlns:a="http://schemas.openxmlformats.org/drawingml/2006/main">
+              <a:graphicData uri="http://schemas.openxmlformats.org/drawingml/2006/picture">
+                <pic:pic xmlns:pic="http://schemas.openxmlformats.org/drawingml/2006/picture">
+                  <pic:nvPicPr>
+                    <pic:cNvPr id="1236893012" name=""/>
+                    <pic:cNvPicPr/>
+                  </pic:nvPicPr>
+                  <pic:blipFill>
+                    <a:blip r:embed="rId21"/>
+                    <a:stretch>
+                      <a:fillRect/>
+                    </a:stretch>
+                  </pic:blipFill>
+                  <pic:spPr>
+                    <a:xfrm>
+                      <a:off x="0" y="0"/>
+                      <a:ext cx="5729605" cy="2066290"/>
+                    </a:xfrm>
+                    <a:prstGeom prst="rect">
+                      <a:avLst/>
+                    </a:prstGeom>
+                  </pic:spPr>
+                </pic:pic>
+              </a:graphicData>
+            </a:graphic>
+          </wp:inline>
+        </w:drawing>
+      </w:r>
+    </w:p>
+    <w:p>
+      <w:r>
+        <w:t>Took 6</w:t>
+      </w:r>
+      <w:r>
+        <w:t>4</w:t>
+      </w:r>
+      <w:r>
+        <w:t>.</w:t>
+      </w:r>
+      <w:r>
+        <w:t>63</w:t>
+      </w:r>
+      <w:r>
+        <w:t xml:space="preserve"> seconds, cost </w:t>
+      </w:r>
+      <w:r>
+        <w:t>2669</w:t>
+      </w:r>
+      <w:r>
+        <w:t xml:space="preserve"> tokens</w:t>
+      </w:r>
+      <w:r>
+        <w:t>.</w:t>
+      </w:r>
+    </w:p>
+    <w:p>
+      <w:pPr>
+        <w:rPr>
+          <w:b/>
+          <w:bCs/>
+        </w:rPr>
+      </w:pPr>
+      <w:r>
+        <w:rPr>
+          <w:b/>
+          <w:bCs/>
+        </w:rPr>
+        <w:drawing>
+          <wp:inline distT="0" distB="0" distL="0" distR="0" wp14:anchorId="7EAE7A6E" wp14:editId="62520558">
+            <wp:extent cx="2866030" cy="2094492"/>
+            <wp:effectExtent l="0" t="0" r="0" b="1270"/>
+            <wp:docPr id="1528797725" name="Picture 1"/>
+            <wp:cNvGraphicFramePr>
+              <a:graphicFrameLocks xmlns:a="http://schemas.openxmlformats.org/drawingml/2006/main" noChangeAspect="1"/>
+            </wp:cNvGraphicFramePr>
+            <a:graphic xmlns:a="http://schemas.openxmlformats.org/drawingml/2006/main">
+              <a:graphicData uri="http://schemas.openxmlformats.org/drawingml/2006/picture">
+                <pic:pic xmlns:pic="http://schemas.openxmlformats.org/drawingml/2006/picture">
+                  <pic:nvPicPr>
+                    <pic:cNvPr id="1528797725" name=""/>
+                    <pic:cNvPicPr/>
+                  </pic:nvPicPr>
+                  <pic:blipFill>
+                    <a:blip r:embed="rId22"/>
+                    <a:stretch>
+                      <a:fillRect/>
+                    </a:stretch>
+                  </pic:blipFill>
+                  <pic:spPr>
+                    <a:xfrm>
+                      <a:off x="0" y="0"/>
+                      <a:ext cx="2874504" cy="2100685"/>
+                    </a:xfrm>
+                    <a:prstGeom prst="rect">
+                      <a:avLst/>
+                    </a:prstGeom>
+                  </pic:spPr>
+                </pic:pic>
+              </a:graphicData>
+            </a:graphic>
+          </wp:inline>
+        </w:drawing>
+      </w:r>
+    </w:p>
+    <w:p>
+      <w:pPr>
+        <w:rPr>
+          <w:b/>
+          <w:bCs/>
+        </w:rPr>
+      </w:pPr>
+    </w:p>
+    <w:p>
+      <w:pPr>
+        <w:rPr>
+          <w:b/>
+          <w:bCs/>
+        </w:rPr>
+      </w:pPr>
+    </w:p>
+    <w:p>
+      <w:pPr>
+        <w:rPr>
+          <w:b/>
+          <w:bCs/>
+        </w:rPr>
+      </w:pPr>
+    </w:p>
+    <w:p>
+      <w:pPr>
+        <w:rPr>
+          <w:b/>
+          <w:bCs/>
+        </w:rPr>
+      </w:pPr>
+    </w:p>
+    <w:p>
+      <w:pPr>
+        <w:rPr>
+          <w:b/>
+          <w:bCs/>
+        </w:rPr>
+      </w:pPr>
+    </w:p>
+    <w:p>
+      <w:pPr>
+        <w:rPr>
+          <w:b/>
+          <w:bCs/>
+        </w:rPr>
+      </w:pPr>
+    </w:p>
+    <w:p>
+      <w:pPr>
+        <w:rPr>
+          <w:b/>
+          <w:bCs/>
+        </w:rPr>
+      </w:pPr>
+    </w:p>
+    <w:p>
+      <w:pPr>
+        <w:rPr>
+          <w:b/>
+          <w:bCs/>
+        </w:rPr>
+      </w:pPr>
+    </w:p>
+    <w:p>
+      <w:pPr>
+        <w:rPr>
+          <w:b/>
+          <w:bCs/>
+        </w:rPr>
+      </w:pPr>
+    </w:p>
+    <w:p>
+      <w:pPr>
+        <w:rPr>
+          <w:b/>
+          <w:bCs/>
+        </w:rPr>
+      </w:pPr>
+    </w:p>
+    <w:p>
+      <w:pPr>
+        <w:rPr>
+          <w:b/>
+          <w:bCs/>
+        </w:rPr>
+      </w:pPr>
+    </w:p>
+    <w:p>
+      <w:pPr>
+        <w:rPr>
+          <w:b/>
+          <w:bCs/>
+        </w:rPr>
+      </w:pPr>
+    </w:p>
+    <w:p>
+      <w:pPr>
+        <w:rPr>
+          <w:b/>
+          <w:bCs/>
+        </w:rPr>
+      </w:pPr>
+      <w:r>
+        <w:rPr>
+          <w:b/>
+          <w:bCs/>
+        </w:rPr>
+        <w:lastRenderedPageBreak/>
+        <w:t>NINE.dd</w:t>
+      </w:r>
+    </w:p>
+    <w:p>
+      <w:r>
+        <w:t>For documentation purposes</w:t>
+      </w:r>
+      <w:r>
+        <w:t>, nvtop (1), active NinemostV1.py (2) and htop (3).</w:t>
+      </w:r>
+    </w:p>
+    <w:p>
+      <w:pPr>
+        <w:rPr>
+          <w:b/>
+          <w:bCs/>
+        </w:rPr>
+      </w:pPr>
+      <w:r>
+        <w:rPr>
+          <w:b/>
+          <w:bCs/>
+        </w:rPr>
+        <w:drawing>
+          <wp:inline distT="0" distB="0" distL="0" distR="0" wp14:anchorId="76441FAF" wp14:editId="3DDBE062">
+            <wp:extent cx="6163320" cy="2228850"/>
+            <wp:effectExtent l="0" t="0" r="8890" b="0"/>
+            <wp:docPr id="2054512616" name="Picture 1"/>
+            <wp:cNvGraphicFramePr>
+              <a:graphicFrameLocks xmlns:a="http://schemas.openxmlformats.org/drawingml/2006/main" noChangeAspect="1"/>
+            </wp:cNvGraphicFramePr>
+            <a:graphic xmlns:a="http://schemas.openxmlformats.org/drawingml/2006/main">
+              <a:graphicData uri="http://schemas.openxmlformats.org/drawingml/2006/picture">
+                <pic:pic xmlns:pic="http://schemas.openxmlformats.org/drawingml/2006/picture">
+                  <pic:nvPicPr>
+                    <pic:cNvPr id="2054512616" name=""/>
+                    <pic:cNvPicPr/>
+                  </pic:nvPicPr>
+                  <pic:blipFill>
+                    <a:blip r:embed="rId23"/>
+                    <a:stretch>
+                      <a:fillRect/>
+                    </a:stretch>
+                  </pic:blipFill>
+                  <pic:spPr>
+                    <a:xfrm>
+                      <a:off x="0" y="0"/>
+                      <a:ext cx="6165864" cy="2229770"/>
+                    </a:xfrm>
+                    <a:prstGeom prst="rect">
+                      <a:avLst/>
+                    </a:prstGeom>
+                  </pic:spPr>
+                </pic:pic>
+              </a:graphicData>
+            </a:graphic>
+          </wp:inline>
+        </w:drawing>
+      </w:r>
+    </w:p>
+    <w:p>
+      <w:r>
+        <w:t>Took 6</w:t>
+      </w:r>
+      <w:r>
+        <w:t xml:space="preserve">9.35 </w:t>
+      </w:r>
+      <w:r>
+        <w:t xml:space="preserve">seconds, cost </w:t>
+      </w:r>
+      <w:r>
+        <w:t>3831</w:t>
+      </w:r>
+      <w:r>
+        <w:t xml:space="preserve"> tokens</w:t>
+      </w:r>
+      <w:r>
+        <w:t>.</w:t>
+      </w:r>
+    </w:p>
     <w:p/>
     <w:sectPr>
-      <w:headerReference w:type="default" r:id="rId19"/>
-      <w:footerReference w:type="even" r:id="rId20"/>
-      <w:footerReference w:type="default" r:id="rId21"/>
-      <w:footerReference w:type="first" r:id="rId22"/>
+      <w:headerReference w:type="default" r:id="rId24"/>
+      <w:footerReference w:type="even" r:id="rId25"/>
+      <w:footerReference w:type="default" r:id="rId26"/>
+      <w:footerReference w:type="first" r:id="rId27"/>
       <w:pgSz w:w="11906" w:h="16838"/>
       <w:pgMar w:top="1483" w:right="1448" w:bottom="1544" w:left="1435" w:header="720" w:footer="730" w:gutter="0"/>
       <w:pgNumType w:start="0"/>
